--- a/hin/docx/40.content.docx
+++ b/hin/docx/40.content.docx
@@ -19,7 +19,7 @@
         <w:rPr>
           <w:lang w:val="hi_IN" w:bidi="hi_IN"/>
         </w:rPr>
-        <w:t>Resource: अध्ययन नोट्स - पुस्तक परिचय (टिंडेल)</w:t>
+        <w:t>Resource: Tyndale Open Study Notes</w:t>
       </w:r>
       <w:r>
         <w:rPr>
@@ -112,7 +112,7 @@
         <w:rPr>
           <w:lang w:val="hi_IN" w:bidi="hi_IN"/>
         </w:rPr>
-        <w:t>अध्ययन नोट्स - पुस्तक परिचय (टिंडेल)</w:t>
+        <w:t>Tyndale Open Study Notes</w:t>
       </w:r>
     </w:p>
     <w:p>

--- a/hin/docx/40.content.docx
+++ b/hin/docx/40.content.docx
@@ -19,7 +19,7 @@
         <w:rPr>
           <w:lang w:val="hi_IN" w:bidi="hi_IN"/>
         </w:rPr>
-        <w:t>Resource: Tyndale Open Study Notes</w:t>
+        <w:t>Resource: Aquifer Open Study Notes (Book Intros)</w:t>
       </w:r>
       <w:r>
         <w:rPr>
@@ -112,7 +112,7 @@
         <w:rPr>
           <w:lang w:val="hi_IN" w:bidi="hi_IN"/>
         </w:rPr>
-        <w:t>Tyndale Open Study Notes</w:t>
+        <w:t>Aquifer Open Study Notes (Book Intros)</w:t>
       </w:r>
     </w:p>
     <w:p>

--- a/hin/docx/40.content.docx
+++ b/hin/docx/40.content.docx
@@ -272,36 +272,24 @@
         </w:rPr>
         <w:t xml:space="preserve">मत्ती का सुसमाचार पढ़ने वाले मसीहियों को तोराह के प्रति सम्पूर्ण रीति से प्रतिबद्ध यहूदियों के बीच में यहूदी मसीहियों के समान रहने की चुनौती दी गई थी। याकूब की पत्री इसी के समान एक ऐसी मसीहियत को उजागर करती है, जो अब भी यहूदी आराधनालय से दृढ़ता से जुड़ी हुई है (देखें </w:t>
       </w:r>
-      <w:hyperlink r:id="rId13">
-        <w:r>
-          <w:rPr>
-            <w:lang w:val="hi_IN" w:bidi="hi_IN"/>
-          </w:rPr>
-          <w:rPr>
-            <w:color w:val="0000EE"/>
-            <w:u w:val="single"/>
-          </w:rPr>
-          <w:t>याकू 2:1–26</w:t>
-        </w:r>
-      </w:hyperlink>
+      <w:r>
+        <w:rPr>
+          <w:lang w:val="hi_IN" w:bidi="hi_IN"/>
+        </w:rPr>
+        <w:t>याकू 2:1–26</w:t>
+      </w:r>
       <w:r>
         <w:rPr>
           <w:lang w:val="hi_IN" w:bidi="hi_IN"/>
         </w:rPr>
         <w:t xml:space="preserve">)। यहाँ हम एक यहूदी मसीहियत को देखते हैं, जो यहूदी समुदाय के प्रति अपनी प्रतिबद्धता में उतनी ही दृढ़ है, जितनी अपने महिमामय प्रभु के प्रति (तुलना करें। </w:t>
       </w:r>
-      <w:hyperlink r:id="rId14">
-        <w:r>
-          <w:rPr>
-            <w:lang w:val="hi_IN" w:bidi="hi_IN"/>
-          </w:rPr>
-          <w:rPr>
-            <w:color w:val="0000EE"/>
-            <w:u w:val="single"/>
-          </w:rPr>
-          <w:t>प्रेरितों के काम 15:1–41</w:t>
-        </w:r>
-      </w:hyperlink>
+      <w:r>
+        <w:rPr>
+          <w:lang w:val="hi_IN" w:bidi="hi_IN"/>
+        </w:rPr>
+        <w:t>प्रेरितों के काम 15:1–41</w:t>
+      </w:r>
       <w:r>
         <w:rPr>
           <w:lang w:val="hi_IN" w:bidi="hi_IN"/>
@@ -347,180 +335,120 @@
         </w:rPr>
         <w:t>मत्ती का वृतांत यीशु का उसके जन्म के पहले से लेकर उसकी मृत्यु और पुनरुत्थान तक का अनुसरण करता है। यीशु ने एक बालक के रूप में संभावित खतरों की एक श्रृंखला का अनुभव किया (</w:t>
       </w:r>
-      <w:hyperlink r:id="rId15">
-        <w:r>
-          <w:rPr>
-            <w:lang w:val="hi_IN" w:bidi="hi_IN"/>
-          </w:rPr>
-          <w:rPr>
-            <w:color w:val="0000EE"/>
-            <w:u w:val="single"/>
-          </w:rPr>
-          <w:t>अध्याय 2</w:t>
-        </w:r>
-      </w:hyperlink>
+      <w:r>
+        <w:rPr>
+          <w:lang w:val="hi_IN" w:bidi="hi_IN"/>
+        </w:rPr>
+        <w:t>अध्याय 2</w:t>
+      </w:r>
       <w:r>
         <w:rPr>
           <w:lang w:val="hi_IN" w:bidi="hi_IN"/>
         </w:rPr>
         <w:t>)। एक वयस्क के रूप में, उसने परमेश्वर की धार्मिकता का प्रचार करने (</w:t>
       </w:r>
-      <w:hyperlink r:id="rId16">
-        <w:r>
-          <w:rPr>
-            <w:lang w:val="hi_IN" w:bidi="hi_IN"/>
-          </w:rPr>
-          <w:rPr>
-            <w:color w:val="0000EE"/>
-            <w:u w:val="single"/>
-          </w:rPr>
-          <w:t>अध्याय 5–7</w:t>
-        </w:r>
-      </w:hyperlink>
+      <w:r>
+        <w:rPr>
+          <w:lang w:val="hi_IN" w:bidi="hi_IN"/>
+        </w:rPr>
+        <w:t>अध्याय 5–7</w:t>
+      </w:r>
       <w:r>
         <w:rPr>
           <w:lang w:val="hi_IN" w:bidi="hi_IN"/>
         </w:rPr>
         <w:t>) और आश्चर्यचकित करने वाले आश्चर्यकर्म करने (</w:t>
       </w:r>
-      <w:hyperlink r:id="rId17">
-        <w:r>
-          <w:rPr>
-            <w:lang w:val="hi_IN" w:bidi="hi_IN"/>
-          </w:rPr>
-          <w:rPr>
-            <w:color w:val="0000EE"/>
-            <w:u w:val="single"/>
-          </w:rPr>
-          <w:t>8:1–9:34</w:t>
-        </w:r>
-      </w:hyperlink>
+      <w:r>
+        <w:rPr>
+          <w:lang w:val="hi_IN" w:bidi="hi_IN"/>
+        </w:rPr>
+        <w:t>8:1–9:34</w:t>
+      </w:r>
       <w:r>
         <w:rPr>
           <w:lang w:val="hi_IN" w:bidi="hi_IN"/>
         </w:rPr>
         <w:t>) की एक थोड़े समय की सेवकाई का आरंभ किया; उसने बारह प्रेरितों को भेजकर अपनी पहुँच का विस्तार किया (</w:t>
       </w:r>
-      <w:hyperlink r:id="rId18">
-        <w:r>
-          <w:rPr>
-            <w:lang w:val="hi_IN" w:bidi="hi_IN"/>
-          </w:rPr>
-          <w:rPr>
-            <w:color w:val="0000EE"/>
-            <w:u w:val="single"/>
-          </w:rPr>
-          <w:t>9:35–11:1</w:t>
-        </w:r>
-      </w:hyperlink>
+      <w:r>
+        <w:rPr>
+          <w:lang w:val="hi_IN" w:bidi="hi_IN"/>
+        </w:rPr>
+        <w:t>9:35–11:1</w:t>
+      </w:r>
       <w:r>
         <w:rPr>
           <w:lang w:val="hi_IN" w:bidi="hi_IN"/>
         </w:rPr>
         <w:t>)। हालाँकि, यीशु का अधिकांश अनुभव, गलील और यहूदिया के यहूदियों के हाथों अस्वीकार किया जाना है (</w:t>
       </w:r>
-      <w:hyperlink r:id="rId19">
-        <w:r>
-          <w:rPr>
-            <w:lang w:val="hi_IN" w:bidi="hi_IN"/>
-          </w:rPr>
-          <w:rPr>
-            <w:color w:val="0000EE"/>
-            <w:u w:val="single"/>
-          </w:rPr>
-          <w:t>अध्याय 11–17</w:t>
-        </w:r>
-      </w:hyperlink>
+      <w:r>
+        <w:rPr>
+          <w:lang w:val="hi_IN" w:bidi="hi_IN"/>
+        </w:rPr>
+        <w:t>अध्याय 11–17</w:t>
+      </w:r>
       <w:r>
         <w:rPr>
           <w:lang w:val="hi_IN" w:bidi="hi_IN"/>
         </w:rPr>
         <w:t>)। अपने अंतिम सप्ताह में उसने मंदिर में यहूदी अगुवों का सामना किया (</w:t>
       </w:r>
-      <w:hyperlink r:id="rId20">
-        <w:r>
-          <w:rPr>
-            <w:lang w:val="hi_IN" w:bidi="hi_IN"/>
-          </w:rPr>
-          <w:rPr>
-            <w:color w:val="0000EE"/>
-            <w:u w:val="single"/>
-          </w:rPr>
-          <w:t>अध्याय 21–22</w:t>
-        </w:r>
-      </w:hyperlink>
+      <w:r>
+        <w:rPr>
+          <w:lang w:val="hi_IN" w:bidi="hi_IN"/>
+        </w:rPr>
+        <w:t>अध्याय 21–22</w:t>
+      </w:r>
       <w:r>
         <w:rPr>
           <w:lang w:val="hi_IN" w:bidi="hi_IN"/>
         </w:rPr>
         <w:t>), लोगों का पथभ्रष्ट करने वाले अधिकारियों पर विपत्तियों की अंतिम श्रृँखला की घोषणा की (</w:t>
       </w:r>
-      <w:hyperlink r:id="rId21">
-        <w:r>
-          <w:rPr>
-            <w:lang w:val="hi_IN" w:bidi="hi_IN"/>
-          </w:rPr>
-          <w:rPr>
-            <w:color w:val="0000EE"/>
-            <w:u w:val="single"/>
-          </w:rPr>
-          <w:t>अध्याय 23</w:t>
-        </w:r>
-      </w:hyperlink>
+      <w:r>
+        <w:rPr>
+          <w:lang w:val="hi_IN" w:bidi="hi_IN"/>
+        </w:rPr>
+        <w:t>अध्याय 23</w:t>
+      </w:r>
       <w:r>
         <w:rPr>
           <w:lang w:val="hi_IN" w:bidi="hi_IN"/>
         </w:rPr>
         <w:t>), और यह भविष्यद्वाणी की, कि परमेश्वर यरूशलेम का न्याय करेगा तथा उसका नाश करेगा (</w:t>
       </w:r>
-      <w:hyperlink r:id="rId22">
-        <w:r>
-          <w:rPr>
-            <w:lang w:val="hi_IN" w:bidi="hi_IN"/>
-          </w:rPr>
-          <w:rPr>
-            <w:color w:val="0000EE"/>
-            <w:u w:val="single"/>
-          </w:rPr>
-          <w:t>अध्याय 24–25</w:t>
-        </w:r>
-      </w:hyperlink>
+      <w:r>
+        <w:rPr>
+          <w:lang w:val="hi_IN" w:bidi="hi_IN"/>
+        </w:rPr>
+        <w:t>अध्याय 24–25</w:t>
+      </w:r>
       <w:r>
         <w:rPr>
           <w:lang w:val="hi_IN" w:bidi="hi_IN"/>
         </w:rPr>
         <w:t>)। यहूदी अगुवों का और उनकी आस्थाओं, कि लोगों को आराधना कैसे करनी चाहिए और जीवन कैसे जीना चाहिए, का विरोध करने के लिए (</w:t>
       </w:r>
-      <w:hyperlink r:id="rId23">
-        <w:r>
-          <w:rPr>
-            <w:lang w:val="hi_IN" w:bidi="hi_IN"/>
-          </w:rPr>
-          <w:rPr>
-            <w:color w:val="0000EE"/>
-            <w:u w:val="single"/>
-          </w:rPr>
-          <w:t>अध्याय 26–27</w:t>
-        </w:r>
-      </w:hyperlink>
+      <w:r>
+        <w:rPr>
+          <w:lang w:val="hi_IN" w:bidi="hi_IN"/>
+        </w:rPr>
+        <w:t>अध्याय 26–27</w:t>
+      </w:r>
       <w:r>
         <w:rPr>
           <w:lang w:val="hi_IN" w:bidi="hi_IN"/>
         </w:rPr>
         <w:t>) यीशु को पकड़वाया गया, उस पर मुकदमा चलाया गया, और उसे क्रूस पर चढ़ा कर मार दिया गया। इसके बाद वह अपने पुनरुत्थान के द्वारा सही साबित हुआ और उसने सब जातियों के लोगों को चेला बनाने का महान आदेश अपने चेलों को दिया (</w:t>
       </w:r>
-      <w:hyperlink r:id="rId24">
-        <w:r>
-          <w:rPr>
-            <w:lang w:val="hi_IN" w:bidi="hi_IN"/>
-          </w:rPr>
-          <w:rPr>
-            <w:color w:val="0000EE"/>
-            <w:u w:val="single"/>
-          </w:rPr>
-          <w:t>अध्याय 28</w:t>
-        </w:r>
-      </w:hyperlink>
+      <w:r>
+        <w:rPr>
+          <w:lang w:val="hi_IN" w:bidi="hi_IN"/>
+        </w:rPr>
+        <w:t>अध्याय 28</w:t>
+      </w:r>
       <w:r>
         <w:rPr>
           <w:lang w:val="hi_IN" w:bidi="hi_IN"/>
@@ -541,270 +469,180 @@
         </w:rPr>
         <w:t>मत्ती ने अपने सुसमाचार की दो तरह से रचना की है। पहली, एक परिचय के बाद (</w:t>
       </w:r>
-      <w:hyperlink r:id="rId25">
-        <w:r>
-          <w:rPr>
-            <w:lang w:val="hi_IN" w:bidi="hi_IN"/>
-          </w:rPr>
-          <w:rPr>
-            <w:color w:val="0000EE"/>
-            <w:u w:val="single"/>
-          </w:rPr>
-          <w:t>अध्याय 1–4</w:t>
-        </w:r>
-      </w:hyperlink>
+      <w:r>
+        <w:rPr>
+          <w:lang w:val="hi_IN" w:bidi="hi_IN"/>
+        </w:rPr>
+        <w:t>अध्याय 1–4</w:t>
+      </w:r>
       <w:r>
         <w:rPr>
           <w:lang w:val="hi_IN" w:bidi="hi_IN"/>
         </w:rPr>
         <w:t xml:space="preserve">), मत्ती ने यीशु की शिक्षण सामग्री को उसके जीवन के वृतांत के साथ बारी-बारी बताया है। इस प्रकार, हमारे पास </w:t>
       </w:r>
-      <w:hyperlink r:id="rId16">
-        <w:r>
-          <w:rPr>
-            <w:lang w:val="hi_IN" w:bidi="hi_IN"/>
-          </w:rPr>
-          <w:rPr>
-            <w:color w:val="0000EE"/>
-            <w:u w:val="single"/>
-          </w:rPr>
-          <w:t>अध्याय 5–7</w:t>
-        </w:r>
-      </w:hyperlink>
+      <w:r>
+        <w:rPr>
+          <w:lang w:val="hi_IN" w:bidi="hi_IN"/>
+        </w:rPr>
+        <w:t>अध्याय 5–7</w:t>
+      </w:r>
       <w:r>
         <w:rPr>
           <w:lang w:val="hi_IN" w:bidi="hi_IN"/>
         </w:rPr>
         <w:t xml:space="preserve">; </w:t>
       </w:r>
-      <w:hyperlink r:id="rId26">
-        <w:r>
-          <w:rPr>
-            <w:lang w:val="hi_IN" w:bidi="hi_IN"/>
-          </w:rPr>
-          <w:rPr>
-            <w:color w:val="0000EE"/>
-            <w:u w:val="single"/>
-          </w:rPr>
-          <w:t>10</w:t>
-        </w:r>
-      </w:hyperlink>
+      <w:r>
+        <w:rPr>
+          <w:lang w:val="hi_IN" w:bidi="hi_IN"/>
+        </w:rPr>
+        <w:t>10</w:t>
+      </w:r>
       <w:r>
         <w:rPr>
           <w:lang w:val="hi_IN" w:bidi="hi_IN"/>
         </w:rPr>
         <w:t xml:space="preserve">, </w:t>
       </w:r>
-      <w:hyperlink r:id="rId27">
-        <w:r>
-          <w:rPr>
-            <w:lang w:val="hi_IN" w:bidi="hi_IN"/>
-          </w:rPr>
-          <w:rPr>
-            <w:color w:val="0000EE"/>
-            <w:u w:val="single"/>
-          </w:rPr>
-          <w:t>13</w:t>
-        </w:r>
-      </w:hyperlink>
+      <w:r>
+        <w:rPr>
+          <w:lang w:val="hi_IN" w:bidi="hi_IN"/>
+        </w:rPr>
+        <w:t>13</w:t>
+      </w:r>
       <w:r>
         <w:rPr>
           <w:lang w:val="hi_IN" w:bidi="hi_IN"/>
         </w:rPr>
         <w:t xml:space="preserve">, </w:t>
       </w:r>
-      <w:hyperlink r:id="rId28">
-        <w:r>
-          <w:rPr>
-            <w:lang w:val="hi_IN" w:bidi="hi_IN"/>
-          </w:rPr>
-          <w:rPr>
-            <w:color w:val="0000EE"/>
-            <w:u w:val="single"/>
-          </w:rPr>
-          <w:t>18</w:t>
-        </w:r>
-      </w:hyperlink>
+      <w:r>
+        <w:rPr>
+          <w:lang w:val="hi_IN" w:bidi="hi_IN"/>
+        </w:rPr>
+        <w:t>18</w:t>
+      </w:r>
       <w:r>
         <w:rPr>
           <w:lang w:val="hi_IN" w:bidi="hi_IN"/>
         </w:rPr>
         <w:t xml:space="preserve">, </w:t>
       </w:r>
-      <w:hyperlink r:id="rId29">
-        <w:r>
-          <w:rPr>
-            <w:lang w:val="hi_IN" w:bidi="hi_IN"/>
-          </w:rPr>
-          <w:rPr>
-            <w:color w:val="0000EE"/>
-            <w:u w:val="single"/>
-          </w:rPr>
-          <w:t>23–25</w:t>
-        </w:r>
-      </w:hyperlink>
+      <w:r>
+        <w:rPr>
+          <w:lang w:val="hi_IN" w:bidi="hi_IN"/>
+        </w:rPr>
+        <w:t>23–25</w:t>
+      </w:r>
       <w:r>
         <w:rPr>
           <w:lang w:val="hi_IN" w:bidi="hi_IN"/>
         </w:rPr>
         <w:t xml:space="preserve">में उपदेश और शिक्षाएँ हैं; और </w:t>
       </w:r>
-      <w:hyperlink r:id="rId30">
-        <w:r>
-          <w:rPr>
-            <w:lang w:val="hi_IN" w:bidi="hi_IN"/>
-          </w:rPr>
-          <w:rPr>
-            <w:color w:val="0000EE"/>
-            <w:u w:val="single"/>
-          </w:rPr>
-          <w:t>अध्याय 8–9</w:t>
-        </w:r>
-      </w:hyperlink>
+      <w:r>
+        <w:rPr>
+          <w:lang w:val="hi_IN" w:bidi="hi_IN"/>
+        </w:rPr>
+        <w:t>अध्याय 8–9</w:t>
+      </w:r>
       <w:r>
         <w:rPr>
           <w:lang w:val="hi_IN" w:bidi="hi_IN"/>
         </w:rPr>
         <w:t xml:space="preserve">; </w:t>
       </w:r>
-      <w:hyperlink r:id="rId31">
-        <w:r>
-          <w:rPr>
-            <w:lang w:val="hi_IN" w:bidi="hi_IN"/>
-          </w:rPr>
-          <w:rPr>
-            <w:color w:val="0000EE"/>
-            <w:u w:val="single"/>
-          </w:rPr>
-          <w:t>11–12</w:t>
-        </w:r>
-      </w:hyperlink>
+      <w:r>
+        <w:rPr>
+          <w:lang w:val="hi_IN" w:bidi="hi_IN"/>
+        </w:rPr>
+        <w:t>11–12</w:t>
+      </w:r>
       <w:r>
         <w:rPr>
           <w:lang w:val="hi_IN" w:bidi="hi_IN"/>
         </w:rPr>
         <w:t xml:space="preserve">, </w:t>
       </w:r>
-      <w:hyperlink r:id="rId32">
-        <w:r>
-          <w:rPr>
-            <w:lang w:val="hi_IN" w:bidi="hi_IN"/>
-          </w:rPr>
-          <w:rPr>
-            <w:color w:val="0000EE"/>
-            <w:u w:val="single"/>
-          </w:rPr>
-          <w:t>14–17</w:t>
-        </w:r>
-      </w:hyperlink>
+      <w:r>
+        <w:rPr>
+          <w:lang w:val="hi_IN" w:bidi="hi_IN"/>
+        </w:rPr>
+        <w:t>14–17</w:t>
+      </w:r>
       <w:r>
         <w:rPr>
           <w:lang w:val="hi_IN" w:bidi="hi_IN"/>
         </w:rPr>
         <w:t xml:space="preserve">, </w:t>
       </w:r>
-      <w:hyperlink r:id="rId33">
-        <w:r>
-          <w:rPr>
-            <w:lang w:val="hi_IN" w:bidi="hi_IN"/>
-          </w:rPr>
-          <w:rPr>
-            <w:color w:val="0000EE"/>
-            <w:u w:val="single"/>
-          </w:rPr>
-          <w:t>19–22</w:t>
-        </w:r>
-      </w:hyperlink>
+      <w:r>
+        <w:rPr>
+          <w:lang w:val="hi_IN" w:bidi="hi_IN"/>
+        </w:rPr>
+        <w:t>19–22</w:t>
+      </w:r>
       <w:r>
         <w:rPr>
           <w:lang w:val="hi_IN" w:bidi="hi_IN"/>
         </w:rPr>
         <w:t xml:space="preserve">, </w:t>
       </w:r>
-      <w:hyperlink r:id="rId34">
-        <w:r>
-          <w:rPr>
-            <w:lang w:val="hi_IN" w:bidi="hi_IN"/>
-          </w:rPr>
-          <w:rPr>
-            <w:color w:val="0000EE"/>
-            <w:u w:val="single"/>
-          </w:rPr>
-          <w:t>26–28</w:t>
-        </w:r>
-      </w:hyperlink>
+      <w:r>
+        <w:rPr>
+          <w:lang w:val="hi_IN" w:bidi="hi_IN"/>
+        </w:rPr>
+        <w:t>26–28</w:t>
+      </w:r>
       <w:r>
         <w:rPr>
           <w:lang w:val="hi_IN" w:bidi="hi_IN"/>
         </w:rPr>
         <w:t>में उसके जीवन का वृतांत है। दूसरी, मत्ती ने अंत के दिनों में अपने राज्य के आगमन के विषय में यीशु द्वारा प्रचार किए गए इस्राएल के लिए परमेश्वर के संदेश को दर्ज किया है (</w:t>
       </w:r>
-      <w:hyperlink r:id="rId35">
-        <w:r>
-          <w:rPr>
-            <w:lang w:val="hi_IN" w:bidi="hi_IN"/>
-          </w:rPr>
-          <w:rPr>
-            <w:color w:val="0000EE"/>
-            <w:u w:val="single"/>
-          </w:rPr>
-          <w:t>4:12–11:1</w:t>
-        </w:r>
-      </w:hyperlink>
+      <w:r>
+        <w:rPr>
+          <w:lang w:val="hi_IN" w:bidi="hi_IN"/>
+        </w:rPr>
+        <w:t>4:12–11:1</w:t>
+      </w:r>
       <w:r>
         <w:rPr>
           <w:lang w:val="hi_IN" w:bidi="hi_IN"/>
         </w:rPr>
         <w:t xml:space="preserve">; देखें </w:t>
       </w:r>
-      <w:hyperlink r:id="rId36">
-        <w:r>
-          <w:rPr>
-            <w:lang w:val="hi_IN" w:bidi="hi_IN"/>
-          </w:rPr>
-          <w:rPr>
-            <w:color w:val="0000EE"/>
-            <w:u w:val="single"/>
-          </w:rPr>
-          <w:t>4:17</w:t>
-        </w:r>
-      </w:hyperlink>
+      <w:r>
+        <w:rPr>
+          <w:lang w:val="hi_IN" w:bidi="hi_IN"/>
+        </w:rPr>
+        <w:t>4:17</w:t>
+      </w:r>
       <w:r>
         <w:rPr>
           <w:lang w:val="hi_IN" w:bidi="hi_IN"/>
         </w:rPr>
         <w:t>), जिसके बाद विभिन्न लोगों से इस संदेश को मिली प्रतिक्रियाओं को भी उजागर किया है (</w:t>
       </w:r>
-      <w:hyperlink r:id="rId37">
-        <w:r>
-          <w:rPr>
-            <w:lang w:val="hi_IN" w:bidi="hi_IN"/>
-          </w:rPr>
-          <w:rPr>
-            <w:color w:val="0000EE"/>
-            <w:u w:val="single"/>
-          </w:rPr>
-          <w:t>11:2–20:34</w:t>
-        </w:r>
-      </w:hyperlink>
+      <w:r>
+        <w:rPr>
+          <w:lang w:val="hi_IN" w:bidi="hi_IN"/>
+        </w:rPr>
+        <w:t>11:2–20:34</w:t>
+      </w:r>
       <w:r>
         <w:rPr>
           <w:lang w:val="hi_IN" w:bidi="hi_IN"/>
         </w:rPr>
         <w:t>)। इसके बाद मत्ती मानव जाति के उद्धार के लिए यीशु मसीह की मृत्यु और पुनरुत्थान के विषय में (</w:t>
       </w:r>
-      <w:hyperlink r:id="rId38">
-        <w:r>
-          <w:rPr>
-            <w:lang w:val="hi_IN" w:bidi="hi_IN"/>
-          </w:rPr>
-          <w:rPr>
-            <w:color w:val="0000EE"/>
-            <w:u w:val="single"/>
-          </w:rPr>
-          <w:t>अध्याय 21–28</w:t>
-        </w:r>
-      </w:hyperlink>
+      <w:r>
+        <w:rPr>
+          <w:lang w:val="hi_IN" w:bidi="hi_IN"/>
+        </w:rPr>
+        <w:t>अध्याय 21–28</w:t>
+      </w:r>
       <w:r>
         <w:rPr>
           <w:lang w:val="hi_IN" w:bidi="hi_IN"/>
@@ -836,108 +674,72 @@
         </w:rPr>
         <w:t>मत्ती एक चुंगी लेने वाला था, जिससे यीशु ने मित्रता की तथा न्याय और आज्ञाकारिता का जीवन जीने के लिए बुलाया (</w:t>
       </w:r>
-      <w:hyperlink r:id="rId39">
-        <w:r>
-          <w:rPr>
-            <w:lang w:val="hi_IN" w:bidi="hi_IN"/>
-          </w:rPr>
-          <w:rPr>
-            <w:color w:val="0000EE"/>
-            <w:u w:val="single"/>
-          </w:rPr>
-          <w:t>9:9</w:t>
-        </w:r>
-      </w:hyperlink>
+      <w:r>
+        <w:rPr>
+          <w:lang w:val="hi_IN" w:bidi="hi_IN"/>
+        </w:rPr>
+        <w:t>9:9</w:t>
+      </w:r>
       <w:r>
         <w:rPr>
           <w:lang w:val="hi_IN" w:bidi="hi_IN"/>
         </w:rPr>
         <w:t>)। मत्ती ने कई मित्रों को यीशु के साथ एक संध्या बिताने के लिए आमंत्रित किया (</w:t>
       </w:r>
-      <w:hyperlink r:id="rId40">
-        <w:r>
-          <w:rPr>
-            <w:lang w:val="hi_IN" w:bidi="hi_IN"/>
-          </w:rPr>
-          <w:rPr>
-            <w:color w:val="0000EE"/>
-            <w:u w:val="single"/>
-          </w:rPr>
-          <w:t>9:10–13</w:t>
-        </w:r>
-      </w:hyperlink>
+      <w:r>
+        <w:rPr>
+          <w:lang w:val="hi_IN" w:bidi="hi_IN"/>
+        </w:rPr>
+        <w:t>9:10–13</w:t>
+      </w:r>
       <w:r>
         <w:rPr>
           <w:lang w:val="hi_IN" w:bidi="hi_IN"/>
         </w:rPr>
         <w:t>), और मत्ती यीशु के बारह प्रेरितों में से एक कहलाया (</w:t>
       </w:r>
-      <w:hyperlink r:id="rId41">
-        <w:r>
-          <w:rPr>
-            <w:lang w:val="hi_IN" w:bidi="hi_IN"/>
-          </w:rPr>
-          <w:rPr>
-            <w:color w:val="0000EE"/>
-            <w:u w:val="single"/>
-          </w:rPr>
-          <w:t>10:2–4</w:t>
-        </w:r>
-      </w:hyperlink>
+      <w:r>
+        <w:rPr>
+          <w:lang w:val="hi_IN" w:bidi="hi_IN"/>
+        </w:rPr>
+        <w:t>10:2–4</w:t>
+      </w:r>
       <w:r>
         <w:rPr>
           <w:lang w:val="hi_IN" w:bidi="hi_IN"/>
         </w:rPr>
         <w:t xml:space="preserve">; साथ ही देखें </w:t>
       </w:r>
-      <w:hyperlink r:id="rId42">
-        <w:r>
-          <w:rPr>
-            <w:lang w:val="hi_IN" w:bidi="hi_IN"/>
-          </w:rPr>
-          <w:rPr>
-            <w:color w:val="0000EE"/>
-            <w:u w:val="single"/>
-          </w:rPr>
-          <w:t>मरकुस 3:16–19</w:t>
-        </w:r>
-      </w:hyperlink>
+      <w:r>
+        <w:rPr>
+          <w:lang w:val="hi_IN" w:bidi="hi_IN"/>
+        </w:rPr>
+        <w:t>मरकुस 3:16–19</w:t>
+      </w:r>
       <w:r>
         <w:rPr>
           <w:lang w:val="hi_IN" w:bidi="hi_IN"/>
         </w:rPr>
         <w:t xml:space="preserve">; </w:t>
       </w:r>
-      <w:hyperlink r:id="rId43">
-        <w:r>
-          <w:rPr>
-            <w:lang w:val="hi_IN" w:bidi="hi_IN"/>
-          </w:rPr>
-          <w:rPr>
-            <w:color w:val="0000EE"/>
-            <w:u w:val="single"/>
-          </w:rPr>
-          <w:t>लूका 6:13–16</w:t>
-        </w:r>
-      </w:hyperlink>
+      <w:r>
+        <w:rPr>
+          <w:lang w:val="hi_IN" w:bidi="hi_IN"/>
+        </w:rPr>
+        <w:t>लूका 6:13–16</w:t>
+      </w:r>
       <w:r>
         <w:rPr>
           <w:lang w:val="hi_IN" w:bidi="hi_IN"/>
         </w:rPr>
         <w:t xml:space="preserve">; </w:t>
       </w:r>
-      <w:hyperlink r:id="rId44">
-        <w:r>
-          <w:rPr>
-            <w:lang w:val="hi_IN" w:bidi="hi_IN"/>
-          </w:rPr>
-          <w:rPr>
-            <w:color w:val="0000EE"/>
-            <w:u w:val="single"/>
-          </w:rPr>
-          <w:t>प्रेरितों के काम 1:13</w:t>
-        </w:r>
-      </w:hyperlink>
+      <w:r>
+        <w:rPr>
+          <w:lang w:val="hi_IN" w:bidi="hi_IN"/>
+        </w:rPr>
+        <w:t>प्रेरितों के काम 1:13</w:t>
+      </w:r>
       <w:r>
         <w:rPr>
           <w:lang w:val="hi_IN" w:bidi="hi_IN"/>
@@ -1010,324 +812,216 @@
         </w:rPr>
         <w:t xml:space="preserve">पौलुस की पत्रियों या यूहन्ना के प्रकाशितवाक्य से अलग, सुसमाचारों की स्थितियों का अनुमान उन पुस्तकों के भीतर ही दी गई टिप्पणियों और दिए गए ज़ोर से लगाया जाना चाहिए (देखें </w:t>
       </w:r>
-      <w:hyperlink r:id="rId45">
-        <w:r>
-          <w:rPr>
-            <w:lang w:val="hi_IN" w:bidi="hi_IN"/>
-          </w:rPr>
-          <w:rPr>
-            <w:color w:val="0000EE"/>
-            <w:u w:val="single"/>
-          </w:rPr>
-          <w:t>24:15</w:t>
-        </w:r>
-      </w:hyperlink>
+      <w:r>
+        <w:rPr>
+          <w:lang w:val="hi_IN" w:bidi="hi_IN"/>
+        </w:rPr>
+        <w:t>24:15</w:t>
+      </w:r>
       <w:r>
         <w:rPr>
           <w:lang w:val="hi_IN" w:bidi="hi_IN"/>
         </w:rPr>
         <w:t xml:space="preserve">; </w:t>
       </w:r>
-      <w:hyperlink r:id="rId46">
-        <w:r>
-          <w:rPr>
-            <w:lang w:val="hi_IN" w:bidi="hi_IN"/>
-          </w:rPr>
-          <w:rPr>
-            <w:color w:val="0000EE"/>
-            <w:u w:val="single"/>
-          </w:rPr>
-          <w:t>27:46</w:t>
-        </w:r>
-      </w:hyperlink>
+      <w:r>
+        <w:rPr>
+          <w:lang w:val="hi_IN" w:bidi="hi_IN"/>
+        </w:rPr>
+        <w:t>27:46</w:t>
+      </w:r>
       <w:r>
         <w:rPr>
           <w:lang w:val="hi_IN" w:bidi="hi_IN"/>
         </w:rPr>
         <w:t xml:space="preserve">; </w:t>
       </w:r>
-      <w:hyperlink r:id="rId47">
-        <w:r>
-          <w:rPr>
-            <w:lang w:val="hi_IN" w:bidi="hi_IN"/>
-          </w:rPr>
-          <w:rPr>
-            <w:color w:val="0000EE"/>
-            <w:u w:val="single"/>
-          </w:rPr>
-          <w:t>28:15</w:t>
-        </w:r>
-      </w:hyperlink>
+      <w:r>
+        <w:rPr>
+          <w:lang w:val="hi_IN" w:bidi="hi_IN"/>
+        </w:rPr>
+        <w:t>28:15</w:t>
+      </w:r>
       <w:r>
         <w:rPr>
           <w:lang w:val="hi_IN" w:bidi="hi_IN"/>
         </w:rPr>
         <w:t>), क्योंकि प्रत्यक्ष प्रमाण उपलब्ध नहीं है। मत्ती ऐसे समय में लिखा गया प्रतीत होता है, जब मसीही और यहूदी ऐसे विषयों पर वाद-विवाद कर रहे थे, जैसे कि व्यवस्था का पालन कैसे करें (</w:t>
       </w:r>
-      <w:hyperlink r:id="rId48">
-        <w:r>
-          <w:rPr>
-            <w:lang w:val="hi_IN" w:bidi="hi_IN"/>
-          </w:rPr>
-          <w:rPr>
-            <w:color w:val="0000EE"/>
-            <w:u w:val="single"/>
-          </w:rPr>
-          <w:t>5:17–48</w:t>
-        </w:r>
-      </w:hyperlink>
+      <w:r>
+        <w:rPr>
+          <w:lang w:val="hi_IN" w:bidi="hi_IN"/>
+        </w:rPr>
+        <w:t>5:17–48</w:t>
+      </w:r>
       <w:r>
         <w:rPr>
           <w:lang w:val="hi_IN" w:bidi="hi_IN"/>
         </w:rPr>
         <w:t xml:space="preserve">; </w:t>
       </w:r>
-      <w:hyperlink r:id="rId49">
-        <w:r>
-          <w:rPr>
-            <w:lang w:val="hi_IN" w:bidi="hi_IN"/>
-          </w:rPr>
-          <w:rPr>
-            <w:color w:val="0000EE"/>
-            <w:u w:val="single"/>
-          </w:rPr>
-          <w:t>15:1–20</w:t>
-        </w:r>
-      </w:hyperlink>
+      <w:r>
+        <w:rPr>
+          <w:lang w:val="hi_IN" w:bidi="hi_IN"/>
+        </w:rPr>
+        <w:t>15:1–20</w:t>
+      </w:r>
       <w:r>
         <w:rPr>
           <w:lang w:val="hi_IN" w:bidi="hi_IN"/>
         </w:rPr>
         <w:t>), मसीह कौन है (</w:t>
       </w:r>
-      <w:hyperlink r:id="rId50">
-        <w:r>
-          <w:rPr>
-            <w:lang w:val="hi_IN" w:bidi="hi_IN"/>
-          </w:rPr>
-          <w:rPr>
-            <w:color w:val="0000EE"/>
-            <w:u w:val="single"/>
-          </w:rPr>
-          <w:t>अध्याय 1–2</w:t>
-        </w:r>
-      </w:hyperlink>
+      <w:r>
+        <w:rPr>
+          <w:lang w:val="hi_IN" w:bidi="hi_IN"/>
+        </w:rPr>
+        <w:t>अध्याय 1–2</w:t>
+      </w:r>
       <w:r>
         <w:rPr>
           <w:lang w:val="hi_IN" w:bidi="hi_IN"/>
         </w:rPr>
         <w:t xml:space="preserve">), परमेश्वर के असली लोग कौन हैं (इस्राएल या कलीसिया; </w:t>
       </w:r>
-      <w:hyperlink r:id="rId51">
-        <w:r>
-          <w:rPr>
-            <w:lang w:val="hi_IN" w:bidi="hi_IN"/>
-          </w:rPr>
-          <w:rPr>
-            <w:color w:val="0000EE"/>
-            <w:u w:val="single"/>
-          </w:rPr>
-          <w:t>21:33–46</w:t>
-        </w:r>
-      </w:hyperlink>
+      <w:r>
+        <w:rPr>
+          <w:lang w:val="hi_IN" w:bidi="hi_IN"/>
+        </w:rPr>
+        <w:t>21:33–46</w:t>
+      </w:r>
       <w:r>
         <w:rPr>
           <w:lang w:val="hi_IN" w:bidi="hi_IN"/>
         </w:rPr>
         <w:t>), परमेश्वर के लोगों के यथोचित अगुवे कौन हैं (</w:t>
       </w:r>
-      <w:hyperlink r:id="rId52">
-        <w:r>
-          <w:rPr>
-            <w:lang w:val="hi_IN" w:bidi="hi_IN"/>
-          </w:rPr>
-          <w:rPr>
-            <w:color w:val="0000EE"/>
-            <w:u w:val="single"/>
-          </w:rPr>
-          <w:t>4:18–22</w:t>
-        </w:r>
-      </w:hyperlink>
+      <w:r>
+        <w:rPr>
+          <w:lang w:val="hi_IN" w:bidi="hi_IN"/>
+        </w:rPr>
+        <w:t>4:18–22</w:t>
+      </w:r>
       <w:r>
         <w:rPr>
           <w:lang w:val="hi_IN" w:bidi="hi_IN"/>
         </w:rPr>
         <w:t xml:space="preserve">; </w:t>
       </w:r>
-      <w:hyperlink r:id="rId41">
-        <w:r>
-          <w:rPr>
-            <w:lang w:val="hi_IN" w:bidi="hi_IN"/>
-          </w:rPr>
-          <w:rPr>
-            <w:color w:val="0000EE"/>
-            <w:u w:val="single"/>
-          </w:rPr>
-          <w:t>10:2–4</w:t>
-        </w:r>
-      </w:hyperlink>
+      <w:r>
+        <w:rPr>
+          <w:lang w:val="hi_IN" w:bidi="hi_IN"/>
+        </w:rPr>
+        <w:t>10:2–4</w:t>
+      </w:r>
       <w:r>
         <w:rPr>
           <w:lang w:val="hi_IN" w:bidi="hi_IN"/>
         </w:rPr>
         <w:t xml:space="preserve">; </w:t>
       </w:r>
-      <w:hyperlink r:id="rId53">
-        <w:r>
-          <w:rPr>
-            <w:lang w:val="hi_IN" w:bidi="hi_IN"/>
-          </w:rPr>
-          <w:rPr>
-            <w:color w:val="0000EE"/>
-            <w:u w:val="single"/>
-          </w:rPr>
-          <w:t>21:43</w:t>
-        </w:r>
-      </w:hyperlink>
+      <w:r>
+        <w:rPr>
+          <w:lang w:val="hi_IN" w:bidi="hi_IN"/>
+        </w:rPr>
+        <w:t>21:43</w:t>
+      </w:r>
       <w:r>
         <w:rPr>
           <w:lang w:val="hi_IN" w:bidi="hi_IN"/>
         </w:rPr>
         <w:t xml:space="preserve">; </w:t>
       </w:r>
-      <w:hyperlink r:id="rId54">
-        <w:r>
-          <w:rPr>
-            <w:lang w:val="hi_IN" w:bidi="hi_IN"/>
-          </w:rPr>
-          <w:rPr>
-            <w:color w:val="0000EE"/>
-            <w:u w:val="single"/>
-          </w:rPr>
-          <w:t>23:1–36</w:t>
-        </w:r>
-      </w:hyperlink>
+      <w:r>
+        <w:rPr>
+          <w:lang w:val="hi_IN" w:bidi="hi_IN"/>
+        </w:rPr>
+        <w:t>23:1–36</w:t>
+      </w:r>
       <w:r>
         <w:rPr>
           <w:lang w:val="hi_IN" w:bidi="hi_IN"/>
         </w:rPr>
         <w:t xml:space="preserve">; </w:t>
       </w:r>
-      <w:hyperlink r:id="rId55">
-        <w:r>
-          <w:rPr>
-            <w:lang w:val="hi_IN" w:bidi="hi_IN"/>
-          </w:rPr>
-          <w:rPr>
-            <w:color w:val="0000EE"/>
-            <w:u w:val="single"/>
-          </w:rPr>
-          <w:t>28:16–20</w:t>
-        </w:r>
-      </w:hyperlink>
+      <w:r>
+        <w:rPr>
+          <w:lang w:val="hi_IN" w:bidi="hi_IN"/>
+        </w:rPr>
+        <w:t>28:16–20</w:t>
+      </w:r>
       <w:r>
         <w:rPr>
           <w:lang w:val="hi_IN" w:bidi="hi_IN"/>
         </w:rPr>
         <w:t>), और अन्यजाति कलीसिया और इस्राएल से कैसे संबंधित हैं (</w:t>
       </w:r>
-      <w:hyperlink r:id="rId56">
-        <w:r>
-          <w:rPr>
-            <w:lang w:val="hi_IN" w:bidi="hi_IN"/>
-          </w:rPr>
-          <w:rPr>
-            <w:color w:val="0000EE"/>
-            <w:u w:val="single"/>
-          </w:rPr>
-          <w:t>2:1–12</w:t>
-        </w:r>
-      </w:hyperlink>
+      <w:r>
+        <w:rPr>
+          <w:lang w:val="hi_IN" w:bidi="hi_IN"/>
+        </w:rPr>
+        <w:t>2:1–12</w:t>
+      </w:r>
       <w:r>
         <w:rPr>
           <w:lang w:val="hi_IN" w:bidi="hi_IN"/>
         </w:rPr>
         <w:t xml:space="preserve">; </w:t>
       </w:r>
-      <w:hyperlink r:id="rId57">
-        <w:r>
-          <w:rPr>
-            <w:lang w:val="hi_IN" w:bidi="hi_IN"/>
-          </w:rPr>
-          <w:rPr>
-            <w:color w:val="0000EE"/>
-            <w:u w:val="single"/>
-          </w:rPr>
-          <w:t>3:7–10</w:t>
-        </w:r>
-      </w:hyperlink>
+      <w:r>
+        <w:rPr>
+          <w:lang w:val="hi_IN" w:bidi="hi_IN"/>
+        </w:rPr>
+        <w:t>3:7–10</w:t>
+      </w:r>
       <w:r>
         <w:rPr>
           <w:lang w:val="hi_IN" w:bidi="hi_IN"/>
         </w:rPr>
         <w:t xml:space="preserve">; </w:t>
       </w:r>
-      <w:hyperlink r:id="rId58">
-        <w:r>
-          <w:rPr>
-            <w:lang w:val="hi_IN" w:bidi="hi_IN"/>
-          </w:rPr>
-          <w:rPr>
-            <w:color w:val="0000EE"/>
-            <w:u w:val="single"/>
-          </w:rPr>
-          <w:t>4:12–16</w:t>
-        </w:r>
-      </w:hyperlink>
+      <w:r>
+        <w:rPr>
+          <w:lang w:val="hi_IN" w:bidi="hi_IN"/>
+        </w:rPr>
+        <w:t>4:12–16</w:t>
+      </w:r>
       <w:r>
         <w:rPr>
           <w:lang w:val="hi_IN" w:bidi="hi_IN"/>
         </w:rPr>
         <w:t xml:space="preserve">; </w:t>
       </w:r>
-      <w:hyperlink r:id="rId59">
-        <w:r>
-          <w:rPr>
-            <w:lang w:val="hi_IN" w:bidi="hi_IN"/>
-          </w:rPr>
-          <w:rPr>
-            <w:color w:val="0000EE"/>
-            <w:u w:val="single"/>
-          </w:rPr>
-          <w:t>8:5–13</w:t>
-        </w:r>
-      </w:hyperlink>
+      <w:r>
+        <w:rPr>
+          <w:lang w:val="hi_IN" w:bidi="hi_IN"/>
+        </w:rPr>
+        <w:t>8:5–13</w:t>
+      </w:r>
       <w:r>
         <w:rPr>
           <w:lang w:val="hi_IN" w:bidi="hi_IN"/>
         </w:rPr>
         <w:t xml:space="preserve">; </w:t>
       </w:r>
-      <w:hyperlink r:id="rId60">
-        <w:r>
-          <w:rPr>
-            <w:lang w:val="hi_IN" w:bidi="hi_IN"/>
-          </w:rPr>
-          <w:rPr>
-            <w:color w:val="0000EE"/>
-            <w:u w:val="single"/>
-          </w:rPr>
-          <w:t>15:21–28</w:t>
-        </w:r>
-      </w:hyperlink>
+      <w:r>
+        <w:rPr>
+          <w:lang w:val="hi_IN" w:bidi="hi_IN"/>
+        </w:rPr>
+        <w:t>15:21–28</w:t>
+      </w:r>
       <w:r>
         <w:rPr>
           <w:lang w:val="hi_IN" w:bidi="hi_IN"/>
         </w:rPr>
         <w:t xml:space="preserve">; </w:t>
       </w:r>
-      <w:hyperlink r:id="rId55">
-        <w:r>
-          <w:rPr>
-            <w:lang w:val="hi_IN" w:bidi="hi_IN"/>
-          </w:rPr>
-          <w:rPr>
-            <w:color w:val="0000EE"/>
-            <w:u w:val="single"/>
-          </w:rPr>
-          <w:t>28:16–20</w:t>
-        </w:r>
-      </w:hyperlink>
+      <w:r>
+        <w:rPr>
+          <w:lang w:val="hi_IN" w:bidi="hi_IN"/>
+        </w:rPr>
+        <w:t>28:16–20</w:t>
+      </w:r>
       <w:r>
         <w:rPr>
           <w:lang w:val="hi_IN" w:bidi="hi_IN"/>
@@ -1348,180 +1042,120 @@
         </w:rPr>
         <w:t xml:space="preserve">इस बात पर गंभीर वाद-विवाद है कि क्या मत्ती का सुसमाचार उस समुदाय से आया था, जो अब भी यहूदी धर्म का हिस्सा था या उस से जो पहले से ही यहूदी धर्म के बाहर था। दूसरे शब्दों में, क्या मत्ती का मसीही समुदाय यहूदी धर्म से अलग हो चुका था, या वह अब भी यहूदी धर्म का हिस्सा था? या, क्या मत्ती किसी एक विशिष्ट समुदाय के बजाय सामान्य श्रोताओं के लिए लिखा गया था? आरंभिक मसीहियत में विविधता थी; कुछ मसीही अगुवों, जैसे की याकूब, ने यहूदी समुदायों के साथ अपने संबंध बनाए रखे। इस प्रश्न पर चर्चा करते हुए, विद्वान निम्नलिखित खंडों की जाँच करते हैं: </w:t>
       </w:r>
-      <w:hyperlink r:id="rId56">
-        <w:r>
-          <w:rPr>
-            <w:lang w:val="hi_IN" w:bidi="hi_IN"/>
-          </w:rPr>
-          <w:rPr>
-            <w:color w:val="0000EE"/>
-            <w:u w:val="single"/>
-          </w:rPr>
-          <w:t>2:1–12</w:t>
-        </w:r>
-      </w:hyperlink>
+      <w:r>
+        <w:rPr>
+          <w:lang w:val="hi_IN" w:bidi="hi_IN"/>
+        </w:rPr>
+        <w:t>2:1–12</w:t>
+      </w:r>
       <w:r>
         <w:rPr>
           <w:lang w:val="hi_IN" w:bidi="hi_IN"/>
         </w:rPr>
         <w:t xml:space="preserve">; </w:t>
       </w:r>
-      <w:hyperlink r:id="rId58">
-        <w:r>
-          <w:rPr>
-            <w:lang w:val="hi_IN" w:bidi="hi_IN"/>
-          </w:rPr>
-          <w:rPr>
-            <w:color w:val="0000EE"/>
-            <w:u w:val="single"/>
-          </w:rPr>
-          <w:t>4:12–16</w:t>
-        </w:r>
-      </w:hyperlink>
+      <w:r>
+        <w:rPr>
+          <w:lang w:val="hi_IN" w:bidi="hi_IN"/>
+        </w:rPr>
+        <w:t>4:12–16</w:t>
+      </w:r>
       <w:r>
         <w:rPr>
           <w:lang w:val="hi_IN" w:bidi="hi_IN"/>
         </w:rPr>
         <w:t xml:space="preserve">; </w:t>
       </w:r>
-      <w:hyperlink r:id="rId59">
-        <w:r>
-          <w:rPr>
-            <w:lang w:val="hi_IN" w:bidi="hi_IN"/>
-          </w:rPr>
-          <w:rPr>
-            <w:color w:val="0000EE"/>
-            <w:u w:val="single"/>
-          </w:rPr>
-          <w:t>8:5–13</w:t>
-        </w:r>
-      </w:hyperlink>
+      <w:r>
+        <w:rPr>
+          <w:lang w:val="hi_IN" w:bidi="hi_IN"/>
+        </w:rPr>
+        <w:t>8:5–13</w:t>
+      </w:r>
       <w:r>
         <w:rPr>
           <w:lang w:val="hi_IN" w:bidi="hi_IN"/>
         </w:rPr>
         <w:t xml:space="preserve">; </w:t>
       </w:r>
-      <w:hyperlink r:id="rId61">
-        <w:r>
-          <w:rPr>
-            <w:lang w:val="hi_IN" w:bidi="hi_IN"/>
-          </w:rPr>
-          <w:rPr>
-            <w:color w:val="0000EE"/>
-            <w:u w:val="single"/>
-          </w:rPr>
-          <w:t>10:5–6</w:t>
-        </w:r>
-      </w:hyperlink>
+      <w:r>
+        <w:rPr>
+          <w:lang w:val="hi_IN" w:bidi="hi_IN"/>
+        </w:rPr>
+        <w:t>10:5–6</w:t>
+      </w:r>
       <w:r>
         <w:rPr>
           <w:lang w:val="hi_IN" w:bidi="hi_IN"/>
         </w:rPr>
         <w:t xml:space="preserve">; </w:t>
       </w:r>
-      <w:hyperlink r:id="rId60">
-        <w:r>
-          <w:rPr>
-            <w:lang w:val="hi_IN" w:bidi="hi_IN"/>
-          </w:rPr>
-          <w:rPr>
-            <w:color w:val="0000EE"/>
-            <w:u w:val="single"/>
-          </w:rPr>
-          <w:t>15:21–28</w:t>
-        </w:r>
-      </w:hyperlink>
+      <w:r>
+        <w:rPr>
+          <w:lang w:val="hi_IN" w:bidi="hi_IN"/>
+        </w:rPr>
+        <w:t>15:21–28</w:t>
+      </w:r>
       <w:r>
         <w:rPr>
           <w:lang w:val="hi_IN" w:bidi="hi_IN"/>
         </w:rPr>
         <w:t xml:space="preserve">; </w:t>
       </w:r>
-      <w:hyperlink r:id="rId62">
-        <w:r>
-          <w:rPr>
-            <w:lang w:val="hi_IN" w:bidi="hi_IN"/>
-          </w:rPr>
-          <w:rPr>
-            <w:color w:val="0000EE"/>
-            <w:u w:val="single"/>
-          </w:rPr>
-          <w:t>17:24–27</w:t>
-        </w:r>
-      </w:hyperlink>
+      <w:r>
+        <w:rPr>
+          <w:lang w:val="hi_IN" w:bidi="hi_IN"/>
+        </w:rPr>
+        <w:t>17:24–27</w:t>
+      </w:r>
       <w:r>
         <w:rPr>
           <w:lang w:val="hi_IN" w:bidi="hi_IN"/>
         </w:rPr>
         <w:t xml:space="preserve">; </w:t>
       </w:r>
-      <w:hyperlink r:id="rId63">
-        <w:r>
-          <w:rPr>
-            <w:lang w:val="hi_IN" w:bidi="hi_IN"/>
-          </w:rPr>
-          <w:rPr>
-            <w:color w:val="0000EE"/>
-            <w:u w:val="single"/>
-          </w:rPr>
-          <w:t>19:28</w:t>
-        </w:r>
-      </w:hyperlink>
+      <w:r>
+        <w:rPr>
+          <w:lang w:val="hi_IN" w:bidi="hi_IN"/>
+        </w:rPr>
+        <w:t>19:28</w:t>
+      </w:r>
       <w:r>
         <w:rPr>
           <w:lang w:val="hi_IN" w:bidi="hi_IN"/>
         </w:rPr>
         <w:t xml:space="preserve">; </w:t>
       </w:r>
-      <w:hyperlink r:id="rId53">
-        <w:r>
-          <w:rPr>
-            <w:lang w:val="hi_IN" w:bidi="hi_IN"/>
-          </w:rPr>
-          <w:rPr>
-            <w:color w:val="0000EE"/>
-            <w:u w:val="single"/>
-          </w:rPr>
-          <w:t>21:43</w:t>
-        </w:r>
-      </w:hyperlink>
+      <w:r>
+        <w:rPr>
+          <w:lang w:val="hi_IN" w:bidi="hi_IN"/>
+        </w:rPr>
+        <w:t>21:43</w:t>
+      </w:r>
       <w:r>
         <w:rPr>
           <w:lang w:val="hi_IN" w:bidi="hi_IN"/>
         </w:rPr>
         <w:t xml:space="preserve">; </w:t>
       </w:r>
-      <w:hyperlink r:id="rId64">
-        <w:r>
-          <w:rPr>
-            <w:lang w:val="hi_IN" w:bidi="hi_IN"/>
-          </w:rPr>
-          <w:rPr>
-            <w:color w:val="0000EE"/>
-            <w:u w:val="single"/>
-          </w:rPr>
-          <w:t>22:7</w:t>
-        </w:r>
-      </w:hyperlink>
+      <w:r>
+        <w:rPr>
+          <w:lang w:val="hi_IN" w:bidi="hi_IN"/>
+        </w:rPr>
+        <w:t>22:7</w:t>
+      </w:r>
       <w:r>
         <w:rPr>
           <w:lang w:val="hi_IN" w:bidi="hi_IN"/>
         </w:rPr>
         <w:t xml:space="preserve">; </w:t>
       </w:r>
-      <w:hyperlink r:id="rId21">
-        <w:r>
-          <w:rPr>
-            <w:lang w:val="hi_IN" w:bidi="hi_IN"/>
-          </w:rPr>
-          <w:rPr>
-            <w:color w:val="0000EE"/>
-            <w:u w:val="single"/>
-          </w:rPr>
-          <w:t>23:1–39</w:t>
-        </w:r>
-      </w:hyperlink>
+      <w:r>
+        <w:rPr>
+          <w:lang w:val="hi_IN" w:bidi="hi_IN"/>
+        </w:rPr>
+        <w:t>23:1–39</w:t>
+      </w:r>
       <w:r>
         <w:rPr>
           <w:lang w:val="hi_IN" w:bidi="hi_IN"/>
@@ -1592,18 +1226,12 @@
         </w:rPr>
         <w:t>कुछ लोग निश्चित रूप से यीशु का अनुसरण करते है। यीशु के निर्देशों का पालन करते हुए, ये शिष्य रोमी जगत में प्रचार करेंगे और एक ऐसे समुदाय (एक कलीसिया) का निर्माण करेंगे, जिसमें यहूदी और अन्यजातीय दोनों ही सम्मिलित होंगे। हालाँकि, साधारणतः, इस्राएल अपने मसीहा का अनुसरण करने से इन्कार करता है, और यीशु ने चेतावनी दी है कि जब तक वे पश्चाताप नहीं करेंगे (</w:t>
       </w:r>
-      <w:hyperlink r:id="rId29">
-        <w:r>
-          <w:rPr>
-            <w:lang w:val="hi_IN" w:bidi="hi_IN"/>
-          </w:rPr>
-          <w:rPr>
-            <w:color w:val="0000EE"/>
-            <w:u w:val="single"/>
-          </w:rPr>
-          <w:t>अध्याय 23–25</w:t>
-        </w:r>
-      </w:hyperlink>
+      <w:r>
+        <w:rPr>
+          <w:lang w:val="hi_IN" w:bidi="hi_IN"/>
+        </w:rPr>
+        <w:t>अध्याय 23–25</w:t>
+      </w:r>
       <w:r>
         <w:rPr>
           <w:lang w:val="hi_IN" w:bidi="hi_IN"/>
@@ -1638,162 +1266,108 @@
         </w:rPr>
         <w:t>मसीह (ख्रीस्त)। मत्ती यीशु के मसीह (ख्रीस्त) होने पर ज़ोर देता है (</w:t>
       </w:r>
-      <w:hyperlink r:id="rId65">
-        <w:r>
-          <w:rPr>
-            <w:lang w:val="hi_IN" w:bidi="hi_IN"/>
-          </w:rPr>
-          <w:rPr>
-            <w:color w:val="0000EE"/>
-            <w:u w:val="single"/>
-          </w:rPr>
-          <w:t>1:1</w:t>
-        </w:r>
-      </w:hyperlink>
+      <w:r>
+        <w:rPr>
+          <w:lang w:val="hi_IN" w:bidi="hi_IN"/>
+        </w:rPr>
+        <w:t>1:1</w:t>
+      </w:r>
       <w:r>
         <w:rPr>
           <w:lang w:val="hi_IN" w:bidi="hi_IN"/>
         </w:rPr>
         <w:t xml:space="preserve">, </w:t>
       </w:r>
-      <w:hyperlink r:id="rId66">
-        <w:r>
-          <w:rPr>
-            <w:lang w:val="hi_IN" w:bidi="hi_IN"/>
-          </w:rPr>
-          <w:rPr>
-            <w:color w:val="0000EE"/>
-            <w:u w:val="single"/>
-          </w:rPr>
-          <w:t>16–18</w:t>
-        </w:r>
-      </w:hyperlink>
+      <w:r>
+        <w:rPr>
+          <w:lang w:val="hi_IN" w:bidi="hi_IN"/>
+        </w:rPr>
+        <w:t>16–18</w:t>
+      </w:r>
       <w:r>
         <w:rPr>
           <w:lang w:val="hi_IN" w:bidi="hi_IN"/>
         </w:rPr>
         <w:t xml:space="preserve">; </w:t>
       </w:r>
-      <w:hyperlink r:id="rId67">
-        <w:r>
-          <w:rPr>
-            <w:lang w:val="hi_IN" w:bidi="hi_IN"/>
-          </w:rPr>
-          <w:rPr>
-            <w:color w:val="0000EE"/>
-            <w:u w:val="single"/>
-          </w:rPr>
-          <w:t>11:2–3</w:t>
-        </w:r>
-      </w:hyperlink>
+      <w:r>
+        <w:rPr>
+          <w:lang w:val="hi_IN" w:bidi="hi_IN"/>
+        </w:rPr>
+        <w:t>11:2–3</w:t>
+      </w:r>
       <w:r>
         <w:rPr>
           <w:lang w:val="hi_IN" w:bidi="hi_IN"/>
         </w:rPr>
         <w:t xml:space="preserve">; </w:t>
       </w:r>
-      <w:hyperlink r:id="rId68">
-        <w:r>
-          <w:rPr>
-            <w:lang w:val="hi_IN" w:bidi="hi_IN"/>
-          </w:rPr>
-          <w:rPr>
-            <w:color w:val="0000EE"/>
-            <w:u w:val="single"/>
-          </w:rPr>
-          <w:t>16:16</w:t>
-        </w:r>
-      </w:hyperlink>
+      <w:r>
+        <w:rPr>
+          <w:lang w:val="hi_IN" w:bidi="hi_IN"/>
+        </w:rPr>
+        <w:t>16:16</w:t>
+      </w:r>
       <w:r>
         <w:rPr>
           <w:lang w:val="hi_IN" w:bidi="hi_IN"/>
         </w:rPr>
         <w:t xml:space="preserve">, </w:t>
       </w:r>
-      <w:hyperlink r:id="rId69">
-        <w:r>
-          <w:rPr>
-            <w:lang w:val="hi_IN" w:bidi="hi_IN"/>
-          </w:rPr>
-          <w:rPr>
-            <w:color w:val="0000EE"/>
-            <w:u w:val="single"/>
-          </w:rPr>
-          <w:t>20</w:t>
-        </w:r>
-      </w:hyperlink>
+      <w:r>
+        <w:rPr>
+          <w:lang w:val="hi_IN" w:bidi="hi_IN"/>
+        </w:rPr>
+        <w:t>20</w:t>
+      </w:r>
       <w:r>
         <w:rPr>
           <w:lang w:val="hi_IN" w:bidi="hi_IN"/>
         </w:rPr>
         <w:t xml:space="preserve">; </w:t>
       </w:r>
-      <w:hyperlink r:id="rId70">
-        <w:r>
-          <w:rPr>
-            <w:lang w:val="hi_IN" w:bidi="hi_IN"/>
-          </w:rPr>
-          <w:rPr>
-            <w:color w:val="0000EE"/>
-            <w:u w:val="single"/>
-          </w:rPr>
-          <w:t>23:10</w:t>
-        </w:r>
-      </w:hyperlink>
+      <w:r>
+        <w:rPr>
+          <w:lang w:val="hi_IN" w:bidi="hi_IN"/>
+        </w:rPr>
+        <w:t>23:10</w:t>
+      </w:r>
       <w:r>
         <w:rPr>
           <w:lang w:val="hi_IN" w:bidi="hi_IN"/>
         </w:rPr>
         <w:t>)। वह पुराने नियम की प्रत्याशाओं की पूर्ति के रूप में यीशु पर ध्यान केंद्रित करता है, हालाँकि उस रीति से नहीं जैसा कि उसके यहूदी समकालीनों ने अपेक्षा की थी। मत्ती के लिए, यीशु स्पष्ट रूप से परमेश्वर का पुत्र है, जो अपने लोगों का उनके पापों से उद्धार करने कुँवारी मरियम से जन्मा (</w:t>
       </w:r>
-      <w:hyperlink r:id="rId71">
-        <w:r>
-          <w:rPr>
-            <w:lang w:val="hi_IN" w:bidi="hi_IN"/>
-          </w:rPr>
-          <w:rPr>
-            <w:color w:val="0000EE"/>
-            <w:u w:val="single"/>
-          </w:rPr>
-          <w:t>1:21</w:t>
-        </w:r>
-      </w:hyperlink>
+      <w:r>
+        <w:rPr>
+          <w:lang w:val="hi_IN" w:bidi="hi_IN"/>
+        </w:rPr>
+        <w:t>1:21</w:t>
+      </w:r>
       <w:r>
         <w:rPr>
           <w:lang w:val="hi_IN" w:bidi="hi_IN"/>
         </w:rPr>
         <w:t>)। संक्षेप में, यीशु “इम्मानुएल, जिसका अर्थ है ‘परमेश्वर हमारे साथ’ है”(</w:t>
       </w:r>
-      <w:hyperlink r:id="rId72">
-        <w:r>
-          <w:rPr>
-            <w:lang w:val="hi_IN" w:bidi="hi_IN"/>
-          </w:rPr>
-          <w:rPr>
-            <w:color w:val="0000EE"/>
-            <w:u w:val="single"/>
-          </w:rPr>
-          <w:t>1:23</w:t>
-        </w:r>
-      </w:hyperlink>
+      <w:r>
+        <w:rPr>
+          <w:lang w:val="hi_IN" w:bidi="hi_IN"/>
+        </w:rPr>
+        <w:t>1:23</w:t>
+      </w:r>
       <w:r>
         <w:rPr>
           <w:lang w:val="hi_IN" w:bidi="hi_IN"/>
         </w:rPr>
         <w:t xml:space="preserve">; </w:t>
       </w:r>
-      <w:hyperlink r:id="rId73">
-        <w:r>
-          <w:rPr>
-            <w:lang w:val="hi_IN" w:bidi="hi_IN"/>
-          </w:rPr>
-          <w:rPr>
-            <w:color w:val="0000EE"/>
-            <w:u w:val="single"/>
-          </w:rPr>
-          <w:t>28:20</w:t>
-        </w:r>
-      </w:hyperlink>
+      <w:r>
+        <w:rPr>
+          <w:lang w:val="hi_IN" w:bidi="hi_IN"/>
+        </w:rPr>
+        <w:t>28:20</w:t>
+      </w:r>
       <w:r>
         <w:rPr>
           <w:lang w:val="hi_IN" w:bidi="hi_IN"/>
@@ -1814,288 +1388,192 @@
         </w:rPr>
         <w:t>स्वर्ग का राज्य। मत्ती द्वारा तीस बार उपयोग की गई अभिव्यक्ति, “स्वर्ग का राज्य”, यहूदियों के लिए “परमेश्वर का राज्य” कहने का एक विस्तृत तरीका है। मत्ती इस शब्द का प्रयोग (1) यीशु मसीहा के उद्धार के कार्य द्वारा पृथ्वी पर परमेश्वर के अदृश्य किन्तु उपस्थित राज्य को उजागर करने; (2) पुराने नियम की प्रतिज्ञाओं के पूर्ण होने (</w:t>
       </w:r>
-      <w:hyperlink r:id="rId36">
-        <w:r>
-          <w:rPr>
-            <w:lang w:val="hi_IN" w:bidi="hi_IN"/>
-          </w:rPr>
-          <w:rPr>
-            <w:color w:val="0000EE"/>
-            <w:u w:val="single"/>
-          </w:rPr>
-          <w:t>4:17</w:t>
-        </w:r>
-      </w:hyperlink>
+      <w:r>
+        <w:rPr>
+          <w:lang w:val="hi_IN" w:bidi="hi_IN"/>
+        </w:rPr>
+        <w:t>4:17</w:t>
+      </w:r>
       <w:r>
         <w:rPr>
           <w:lang w:val="hi_IN" w:bidi="hi_IN"/>
         </w:rPr>
         <w:t xml:space="preserve">; </w:t>
       </w:r>
-      <w:hyperlink r:id="rId74">
-        <w:r>
-          <w:rPr>
-            <w:lang w:val="hi_IN" w:bidi="hi_IN"/>
-          </w:rPr>
-          <w:rPr>
-            <w:color w:val="0000EE"/>
-            <w:u w:val="single"/>
-          </w:rPr>
-          <w:t>11:11–15</w:t>
-        </w:r>
-      </w:hyperlink>
+      <w:r>
+        <w:rPr>
+          <w:lang w:val="hi_IN" w:bidi="hi_IN"/>
+        </w:rPr>
+        <w:t>11:11–15</w:t>
+      </w:r>
       <w:r>
         <w:rPr>
           <w:lang w:val="hi_IN" w:bidi="hi_IN"/>
         </w:rPr>
         <w:t>); (3) परमेश्वर के प्रायः शांत और विनम्र रीति से, उद्धार का कार्य करने (</w:t>
       </w:r>
-      <w:hyperlink r:id="rId75">
-        <w:r>
-          <w:rPr>
-            <w:lang w:val="hi_IN" w:bidi="hi_IN"/>
-          </w:rPr>
-          <w:rPr>
-            <w:color w:val="0000EE"/>
-            <w:u w:val="single"/>
-          </w:rPr>
-          <w:t>11:25</w:t>
-        </w:r>
-      </w:hyperlink>
+      <w:r>
+        <w:rPr>
+          <w:lang w:val="hi_IN" w:bidi="hi_IN"/>
+        </w:rPr>
+        <w:t>11:25</w:t>
+      </w:r>
       <w:r>
         <w:rPr>
           <w:lang w:val="hi_IN" w:bidi="hi_IN"/>
         </w:rPr>
         <w:t xml:space="preserve">; </w:t>
       </w:r>
-      <w:hyperlink r:id="rId76">
-        <w:r>
-          <w:rPr>
-            <w:lang w:val="hi_IN" w:bidi="hi_IN"/>
-          </w:rPr>
-          <w:rPr>
-            <w:color w:val="0000EE"/>
-            <w:u w:val="single"/>
-          </w:rPr>
-          <w:t>13:24–30</w:t>
-        </w:r>
-      </w:hyperlink>
+      <w:r>
+        <w:rPr>
+          <w:lang w:val="hi_IN" w:bidi="hi_IN"/>
+        </w:rPr>
+        <w:t>13:24–30</w:t>
+      </w:r>
       <w:r>
         <w:rPr>
           <w:lang w:val="hi_IN" w:bidi="hi_IN"/>
         </w:rPr>
         <w:t xml:space="preserve">, </w:t>
       </w:r>
-      <w:hyperlink r:id="rId77">
-        <w:r>
-          <w:rPr>
-            <w:lang w:val="hi_IN" w:bidi="hi_IN"/>
-          </w:rPr>
-          <w:rPr>
-            <w:color w:val="0000EE"/>
-            <w:u w:val="single"/>
-          </w:rPr>
-          <w:t>36–43</w:t>
-        </w:r>
-      </w:hyperlink>
+      <w:r>
+        <w:rPr>
+          <w:lang w:val="hi_IN" w:bidi="hi_IN"/>
+        </w:rPr>
+        <w:t>36–43</w:t>
+      </w:r>
       <w:r>
         <w:rPr>
           <w:lang w:val="hi_IN" w:bidi="hi_IN"/>
         </w:rPr>
         <w:t>); (4) परमेश्वर के काम करने के पराक्रम और सामर्थ (</w:t>
       </w:r>
-      <w:hyperlink r:id="rId78">
-        <w:r>
-          <w:rPr>
-            <w:lang w:val="hi_IN" w:bidi="hi_IN"/>
-          </w:rPr>
-          <w:rPr>
-            <w:color w:val="0000EE"/>
-            <w:u w:val="single"/>
-          </w:rPr>
-          <w:t>11:2–6</w:t>
-        </w:r>
-      </w:hyperlink>
+      <w:r>
+        <w:rPr>
+          <w:lang w:val="hi_IN" w:bidi="hi_IN"/>
+        </w:rPr>
+        <w:t>11:2–6</w:t>
+      </w:r>
       <w:r>
         <w:rPr>
           <w:lang w:val="hi_IN" w:bidi="hi_IN"/>
         </w:rPr>
         <w:t xml:space="preserve">, </w:t>
       </w:r>
-      <w:hyperlink r:id="rId79">
-        <w:r>
-          <w:rPr>
-            <w:lang w:val="hi_IN" w:bidi="hi_IN"/>
-          </w:rPr>
-          <w:rPr>
-            <w:color w:val="0000EE"/>
-            <w:u w:val="single"/>
-          </w:rPr>
-          <w:t>12–13</w:t>
-        </w:r>
-      </w:hyperlink>
+      <w:r>
+        <w:rPr>
+          <w:lang w:val="hi_IN" w:bidi="hi_IN"/>
+        </w:rPr>
+        <w:t>12–13</w:t>
+      </w:r>
       <w:r>
         <w:rPr>
           <w:lang w:val="hi_IN" w:bidi="hi_IN"/>
         </w:rPr>
         <w:t xml:space="preserve">; </w:t>
       </w:r>
-      <w:hyperlink r:id="rId80">
-        <w:r>
-          <w:rPr>
-            <w:lang w:val="hi_IN" w:bidi="hi_IN"/>
-          </w:rPr>
-          <w:rPr>
-            <w:color w:val="0000EE"/>
-            <w:u w:val="single"/>
-          </w:rPr>
-          <w:t>12:28</w:t>
-        </w:r>
-      </w:hyperlink>
+      <w:r>
+        <w:rPr>
+          <w:lang w:val="hi_IN" w:bidi="hi_IN"/>
+        </w:rPr>
+        <w:t>12:28</w:t>
+      </w:r>
       <w:r>
         <w:rPr>
           <w:lang w:val="hi_IN" w:bidi="hi_IN"/>
         </w:rPr>
         <w:t>); (5) एक “पीढ़ी” के भीतर राज्य के आने (</w:t>
       </w:r>
-      <w:hyperlink r:id="rId81">
-        <w:r>
-          <w:rPr>
-            <w:lang w:val="hi_IN" w:bidi="hi_IN"/>
-          </w:rPr>
-          <w:rPr>
-            <w:color w:val="0000EE"/>
-            <w:u w:val="single"/>
-          </w:rPr>
-          <w:t>10:23</w:t>
-        </w:r>
-      </w:hyperlink>
+      <w:r>
+        <w:rPr>
+          <w:lang w:val="hi_IN" w:bidi="hi_IN"/>
+        </w:rPr>
+        <w:t>10:23</w:t>
+      </w:r>
       <w:r>
         <w:rPr>
           <w:lang w:val="hi_IN" w:bidi="hi_IN"/>
         </w:rPr>
         <w:t xml:space="preserve">; </w:t>
       </w:r>
-      <w:hyperlink r:id="rId82">
-        <w:r>
-          <w:rPr>
-            <w:lang w:val="hi_IN" w:bidi="hi_IN"/>
-          </w:rPr>
-          <w:rPr>
-            <w:color w:val="0000EE"/>
-            <w:u w:val="single"/>
-          </w:rPr>
-          <w:t>16:28</w:t>
-        </w:r>
-      </w:hyperlink>
+      <w:r>
+        <w:rPr>
+          <w:lang w:val="hi_IN" w:bidi="hi_IN"/>
+        </w:rPr>
+        <w:t>16:28</w:t>
+      </w:r>
       <w:r>
         <w:rPr>
           <w:lang w:val="hi_IN" w:bidi="hi_IN"/>
         </w:rPr>
         <w:t xml:space="preserve">; </w:t>
       </w:r>
-      <w:hyperlink r:id="rId83">
-        <w:r>
-          <w:rPr>
-            <w:lang w:val="hi_IN" w:bidi="hi_IN"/>
-          </w:rPr>
-          <w:rPr>
-            <w:color w:val="0000EE"/>
-            <w:u w:val="single"/>
-          </w:rPr>
-          <w:t>24:34</w:t>
-        </w:r>
-      </w:hyperlink>
+      <w:r>
+        <w:rPr>
+          <w:lang w:val="hi_IN" w:bidi="hi_IN"/>
+        </w:rPr>
+        <w:t>24:34</w:t>
+      </w:r>
       <w:r>
         <w:rPr>
           <w:lang w:val="hi_IN" w:bidi="hi_IN"/>
         </w:rPr>
         <w:t>); (6) परमेश्वर के अंतिम न्याय करने (</w:t>
       </w:r>
-      <w:hyperlink r:id="rId84">
-        <w:r>
-          <w:rPr>
-            <w:lang w:val="hi_IN" w:bidi="hi_IN"/>
-          </w:rPr>
-          <w:rPr>
-            <w:color w:val="0000EE"/>
-            <w:u w:val="single"/>
-          </w:rPr>
-          <w:t>25:31–46</w:t>
-        </w:r>
-      </w:hyperlink>
+      <w:r>
+        <w:rPr>
+          <w:lang w:val="hi_IN" w:bidi="hi_IN"/>
+        </w:rPr>
+        <w:t>25:31–46</w:t>
+      </w:r>
       <w:r>
         <w:rPr>
           <w:lang w:val="hi_IN" w:bidi="hi_IN"/>
         </w:rPr>
         <w:t>); और (7) परमेश्वर के सभी पवित्र लोगों की पिता के साथ उत्तम संगति (</w:t>
       </w:r>
-      <w:hyperlink r:id="rId85">
-        <w:r>
-          <w:rPr>
-            <w:lang w:val="hi_IN" w:bidi="hi_IN"/>
-          </w:rPr>
-          <w:rPr>
-            <w:color w:val="0000EE"/>
-            <w:u w:val="single"/>
-          </w:rPr>
-          <w:t>8:11–12</w:t>
-        </w:r>
-      </w:hyperlink>
+      <w:r>
+        <w:rPr>
+          <w:lang w:val="hi_IN" w:bidi="hi_IN"/>
+        </w:rPr>
+        <w:t>8:11–12</w:t>
+      </w:r>
       <w:r>
         <w:rPr>
           <w:lang w:val="hi_IN" w:bidi="hi_IN"/>
         </w:rPr>
         <w:t xml:space="preserve">; </w:t>
       </w:r>
-      <w:hyperlink r:id="rId86">
-        <w:r>
-          <w:rPr>
-            <w:lang w:val="hi_IN" w:bidi="hi_IN"/>
-          </w:rPr>
-          <w:rPr>
-            <w:color w:val="0000EE"/>
-            <w:u w:val="single"/>
-          </w:rPr>
-          <w:t>13:43</w:t>
-        </w:r>
-      </w:hyperlink>
+      <w:r>
+        <w:rPr>
+          <w:lang w:val="hi_IN" w:bidi="hi_IN"/>
+        </w:rPr>
+        <w:t>13:43</w:t>
+      </w:r>
       <w:r>
         <w:rPr>
           <w:lang w:val="hi_IN" w:bidi="hi_IN"/>
         </w:rPr>
         <w:t xml:space="preserve">; </w:t>
       </w:r>
-      <w:hyperlink r:id="rId87">
-        <w:r>
-          <w:rPr>
-            <w:lang w:val="hi_IN" w:bidi="hi_IN"/>
-          </w:rPr>
-          <w:rPr>
-            <w:color w:val="0000EE"/>
-            <w:u w:val="single"/>
-          </w:rPr>
-          <w:t>22:1–14</w:t>
-        </w:r>
-      </w:hyperlink>
+      <w:r>
+        <w:rPr>
+          <w:lang w:val="hi_IN" w:bidi="hi_IN"/>
+        </w:rPr>
+        <w:t>22:1–14</w:t>
+      </w:r>
       <w:r>
         <w:rPr>
           <w:lang w:val="hi_IN" w:bidi="hi_IN"/>
         </w:rPr>
         <w:t xml:space="preserve">; </w:t>
       </w:r>
-      <w:hyperlink r:id="rId88">
-        <w:r>
-          <w:rPr>
-            <w:lang w:val="hi_IN" w:bidi="hi_IN"/>
-          </w:rPr>
-          <w:rPr>
-            <w:color w:val="0000EE"/>
-            <w:u w:val="single"/>
-          </w:rPr>
-          <w:t>26:29</w:t>
-        </w:r>
-      </w:hyperlink>
+      <w:r>
+        <w:rPr>
+          <w:lang w:val="hi_IN" w:bidi="hi_IN"/>
+        </w:rPr>
+        <w:t>26:29</w:t>
+      </w:r>
       <w:r>
         <w:rPr>
           <w:lang w:val="hi_IN" w:bidi="hi_IN"/>
@@ -2116,108 +1594,72 @@
         </w:rPr>
         <w:t>शिष्यता। मत्ती का सुसमाचार पुरुषों और स्त्रियों को बपतिस्मा लेने, चेलों के रूप में उसके पीछे चलने, उसकी शिक्षाओं का पालन करने (</w:t>
       </w:r>
-      <w:hyperlink r:id="rId73">
-        <w:r>
-          <w:rPr>
-            <w:lang w:val="hi_IN" w:bidi="hi_IN"/>
-          </w:rPr>
-          <w:rPr>
-            <w:color w:val="0000EE"/>
-            <w:u w:val="single"/>
-          </w:rPr>
-          <w:t>28:20</w:t>
-        </w:r>
-      </w:hyperlink>
+      <w:r>
+        <w:rPr>
+          <w:lang w:val="hi_IN" w:bidi="hi_IN"/>
+        </w:rPr>
+        <w:t>28:20</w:t>
+      </w:r>
       <w:r>
         <w:rPr>
           <w:lang w:val="hi_IN" w:bidi="hi_IN"/>
         </w:rPr>
         <w:t>), और उसके साथ संगति का आनंद लेने के लिए यीशु की बुलाहट पर ज़ोर देता है। यीशु ने अपने पहाड़ी उपदेश में उसका शिष्य होने की आवश्यकताओं का सार दिया है (</w:t>
       </w:r>
-      <w:hyperlink r:id="rId16">
-        <w:r>
-          <w:rPr>
-            <w:lang w:val="hi_IN" w:bidi="hi_IN"/>
-          </w:rPr>
-          <w:rPr>
-            <w:color w:val="0000EE"/>
-            <w:u w:val="single"/>
-          </w:rPr>
-          <w:t>अध्याय 5–7</w:t>
-        </w:r>
-      </w:hyperlink>
+      <w:r>
+        <w:rPr>
+          <w:lang w:val="hi_IN" w:bidi="hi_IN"/>
+        </w:rPr>
+        <w:t>अध्याय 5–7</w:t>
+      </w:r>
       <w:r>
         <w:rPr>
           <w:lang w:val="hi_IN" w:bidi="hi_IN"/>
         </w:rPr>
         <w:t xml:space="preserve">), और यह विषयवस्तु सम्पूर्ण मत्ती में दोहराई गई है (उदाहरण के लिए, </w:t>
       </w:r>
-      <w:hyperlink r:id="rId26">
-        <w:r>
-          <w:rPr>
-            <w:lang w:val="hi_IN" w:bidi="hi_IN"/>
-          </w:rPr>
-          <w:rPr>
-            <w:color w:val="0000EE"/>
-            <w:u w:val="single"/>
-          </w:rPr>
-          <w:t>10:1–42</w:t>
-        </w:r>
-      </w:hyperlink>
+      <w:r>
+        <w:rPr>
+          <w:lang w:val="hi_IN" w:bidi="hi_IN"/>
+        </w:rPr>
+        <w:t>10:1–42</w:t>
+      </w:r>
       <w:r>
         <w:rPr>
           <w:lang w:val="hi_IN" w:bidi="hi_IN"/>
         </w:rPr>
         <w:t xml:space="preserve">; </w:t>
       </w:r>
-      <w:hyperlink r:id="rId89">
-        <w:r>
-          <w:rPr>
-            <w:lang w:val="hi_IN" w:bidi="hi_IN"/>
-          </w:rPr>
-          <w:rPr>
-            <w:color w:val="0000EE"/>
-            <w:u w:val="single"/>
-          </w:rPr>
-          <w:t>16:24–26</w:t>
-        </w:r>
-      </w:hyperlink>
+      <w:r>
+        <w:rPr>
+          <w:lang w:val="hi_IN" w:bidi="hi_IN"/>
+        </w:rPr>
+        <w:t>16:24–26</w:t>
+      </w:r>
       <w:r>
         <w:rPr>
           <w:lang w:val="hi_IN" w:bidi="hi_IN"/>
         </w:rPr>
         <w:t xml:space="preserve">)। मत्ती चेलों को मसीह की सहायता से उनकी असफलताओं पर जय प्राप्त करते हुए दर्शाता है (देखें </w:t>
       </w:r>
-      <w:hyperlink r:id="rId90">
-        <w:r>
-          <w:rPr>
-            <w:lang w:val="hi_IN" w:bidi="hi_IN"/>
-          </w:rPr>
-          <w:rPr>
-            <w:color w:val="0000EE"/>
-            <w:u w:val="single"/>
-          </w:rPr>
-          <w:t>14:28–33</w:t>
-        </w:r>
-      </w:hyperlink>
+      <w:r>
+        <w:rPr>
+          <w:lang w:val="hi_IN" w:bidi="hi_IN"/>
+        </w:rPr>
+        <w:t>14:28–33</w:t>
+      </w:r>
       <w:r>
         <w:rPr>
           <w:lang w:val="hi_IN" w:bidi="hi_IN"/>
         </w:rPr>
         <w:t xml:space="preserve">; </w:t>
       </w:r>
-      <w:hyperlink r:id="rId91">
-        <w:r>
-          <w:rPr>
-            <w:lang w:val="hi_IN" w:bidi="hi_IN"/>
-          </w:rPr>
-          <w:rPr>
-            <w:color w:val="0000EE"/>
-            <w:u w:val="single"/>
-          </w:rPr>
-          <w:t>16:5–12</w:t>
-        </w:r>
-      </w:hyperlink>
+      <w:r>
+        <w:rPr>
+          <w:lang w:val="hi_IN" w:bidi="hi_IN"/>
+        </w:rPr>
+        <w:t>16:5–12</w:t>
+      </w:r>
       <w:r>
         <w:rPr>
           <w:lang w:val="hi_IN" w:bidi="hi_IN"/>
@@ -2252,54 +1694,36 @@
         </w:rPr>
         <w:t xml:space="preserve">सार्वभौमिक दृष्टिकोण। एक ऐसी पुस्तक में जिसकी प्रबल यहूदी शैली है, मसीह के उद्धार के कार्य में अन्यजातियों को सम्मिलित करने पर इतना ज़ोर देना आश्चर्यजनक है। किसी भी अन्य से अधिक, यह सुसमाचार इस बात पर ज़ोर देता है कि शुभ संदेश अन्यजातियों सहित सब के लिए है। इस रुख ने मत्ती को अपने समय के यहूदी समुदाय के साथ दो महत्वपूर्ण प्रश्नों पर लाकर विरोध में खड़ा कर दिया: परमेश्वर के लोग कौन हैं? इस्राएली जाति का क्या भविष्य है? जन्म वृतांत दिखाते हैं कि परमेश्वर अन्यजातियों का उद्धार करता है, तथा सम्पूर्ण पुस्तक में अन्यजातियों को सकारात्मक रूप में दर्शाया गया है। क्योंकि परमेश्वर प्रभुतासम्पन्न है, उसका मसीहा इस सम्पूर्ण सृष्टि का राजा है। हालाँकि परमेश्वर ने विशेष रूप से इस्राएली जाति में और उसके द्वारा कार्य किया है (देखें </w:t>
       </w:r>
-      <w:hyperlink r:id="rId61">
-        <w:r>
-          <w:rPr>
-            <w:lang w:val="hi_IN" w:bidi="hi_IN"/>
-          </w:rPr>
-          <w:rPr>
-            <w:color w:val="0000EE"/>
-            <w:u w:val="single"/>
-          </w:rPr>
-          <w:t>10:5–6</w:t>
-        </w:r>
-      </w:hyperlink>
+      <w:r>
+        <w:rPr>
+          <w:lang w:val="hi_IN" w:bidi="hi_IN"/>
+        </w:rPr>
+        <w:t>10:5–6</w:t>
+      </w:r>
       <w:r>
         <w:rPr>
           <w:lang w:val="hi_IN" w:bidi="hi_IN"/>
         </w:rPr>
         <w:t xml:space="preserve">; </w:t>
       </w:r>
-      <w:hyperlink r:id="rId92">
-        <w:r>
-          <w:rPr>
-            <w:lang w:val="hi_IN" w:bidi="hi_IN"/>
-          </w:rPr>
-          <w:rPr>
-            <w:color w:val="0000EE"/>
-            <w:u w:val="single"/>
-          </w:rPr>
-          <w:t>15:24</w:t>
-        </w:r>
-      </w:hyperlink>
+      <w:r>
+        <w:rPr>
+          <w:lang w:val="hi_IN" w:bidi="hi_IN"/>
+        </w:rPr>
+        <w:t>15:24</w:t>
+      </w:r>
       <w:r>
         <w:rPr>
           <w:lang w:val="hi_IN" w:bidi="hi_IN"/>
         </w:rPr>
         <w:t xml:space="preserve">), स्वर्ग के राज्य का आरंभ परमेश्वर के अनुग्रह को जातियों के साथ भी साझा करता है (देखें </w:t>
       </w:r>
-      <w:hyperlink r:id="rId93">
-        <w:r>
-          <w:rPr>
-            <w:lang w:val="hi_IN" w:bidi="hi_IN"/>
-          </w:rPr>
-          <w:rPr>
-            <w:color w:val="0000EE"/>
-            <w:u w:val="single"/>
-          </w:rPr>
-          <w:t>28:18–20</w:t>
-        </w:r>
-      </w:hyperlink>
+      <w:r>
+        <w:rPr>
+          <w:lang w:val="hi_IN" w:bidi="hi_IN"/>
+        </w:rPr>
+        <w:t>28:18–20</w:t>
+      </w:r>
       <w:r>
         <w:rPr>
           <w:lang w:val="hi_IN" w:bidi="hi_IN"/>
